--- a/filesystem/Legal/Reyes/intake_memo.docx
+++ b/filesystem/Legal/Reyes/intake_memo.docx
@@ -1441,7 +1441,7 @@
           <w:rFonts w:ascii="Georgia" w:hAnsi="Georgia" w:cs="Georgia" w:eastAsia="Georgia"/>
           <w:sz w:val="21"/>
         </w:rPr>
-        <w:t>________________________________</w:t>
+        <w:t>/s/ Nora Halstead</w:t>
       </w:r>
     </w:p>
     <w:p>

--- a/filesystem/Legal/Reyes/intake_memo.docx
+++ b/filesystem/Legal/Reyes/intake_memo.docx
@@ -951,7 +951,7 @@
           <w:rFonts w:ascii="Georgia" w:hAnsi="Georgia" w:cs="Georgia" w:eastAsia="Georgia"/>
           <w:sz w:val="21"/>
         </w:rPr>
-        <w:t>Calendaring: MatterHub deadlines module (A62) to reflect (a) internal presentation target 05/01/2026; (b) § 911.4 outer limit 10/19/2026; (c) any Board deemed-denial and § 946.6 downstream dates to be added upon filing. Partner Halstead to confirm all entries at the 03/16/2026 case-management meeting.</w:t>
+        <w:t>Calendaring: MatterHub deadlines module to reflect (a) internal presentation target 05/01/2026; (b) § 911.4 outer limit 10/19/2026; (c) any Board deemed-denial and § 946.6 downstream dates to be added upon filing. Partner Halstead to confirm all entries at the 03/16/2026 case-management meeting.</w:t>
       </w:r>
     </w:p>
     <w:p>

--- a/filesystem/Legal/Reyes/intake_memo.docx
+++ b/filesystem/Legal/Reyes/intake_memo.docx
@@ -874,7 +874,7 @@
           <w:i w:val="0"/>
           <w:sz w:val="21"/>
         </w:rPr>
-        <w:t>(b) to grant the application on any of four enumerated grounds. Ground (b)(4) — that the claimant was physically or mentally incapacitated during all of the time specified in § 911.2 for presentation of the claim, and by reason of such disability failed to present a claim during that time — is available on these facts given the client's acute TBI, ICU course, induced coma, post-traumatic amnesia, and the pendency of a probate-court temporary conservatorship for a substantial portion of the six-month window. Supporting materials in hand or in progress: (a) the order granting temporary conservatorship on 11/10/2025 and the letters issued to Marisela Reyes; (b) certified copies of the Trauma Center admission, ICU course, and discharge summaries; (c) the Institute's inpatient rehab records and serial neuropsychological testing; (d) a treating-physician capacity letter from Dr. Helena Vasquez-Ortiz, MD (physiatry) to be finalized in April.</w:t>
+        <w:t>(b) to grant the application if one or more of the statute's enumerated grounds is established. Ground (b)(4) — that the claimant was physically or mentally incapacitated during all of the time specified in § 911.2 for presentation of the claim, and by reason of such disability failed to present a claim during that time — is available on these facts given the client's acute TBI, ICU course, induced coma, post-traumatic amnesia, and the pendency of a probate-court temporary conservatorship for a substantial portion of the six-month window. Supporting materials in hand or in progress: (a) the order granting temporary conservatorship on 11/10/2025 and the letters issued to Marisela Reyes; (b) certified copies of the Trauma Center admission, ICU course, and discharge summaries; (c) the Institute's inpatient rehab records and serial neuropsychological testing; (d) a treating-physician capacity letter from Dr. Helena Vasquez-Ortiz, MD (physiatry) to be finalized in April.</w:t>
       </w:r>
     </w:p>
     <w:p>

--- a/filesystem/Legal/Reyes/intake_memo.docx
+++ b/filesystem/Legal/Reyes/intake_memo.docx
@@ -819,7 +819,7 @@
       <w:r>
         <w:rPr>
           <w:rFonts w:ascii="Georgia" w:hAnsi="Georgia" w:cs="Georgia" w:eastAsia="Georgia"/>
-          <w:b/>
+          <w:b w:val="0"/>
           <w:i w:val="0"/>
           <w:sz w:val="21"/>
         </w:rPr>
